--- a/Дизайн Документ.docx
+++ b/Дизайн Документ.docx
@@ -795,7 +795,7 @@
           <w:szCs w:val="24"/>
           <w:lang w:eastAsia="ru-RU"/>
         </w:rPr>
-        <w:t>Сформулируйте общую информацию об игре.</w:t>
+        <w:t xml:space="preserve">Белый тик так и красные тик таки сражаются  </w:t>
       </w:r>
     </w:p>
     <w:p>
@@ -814,19 +814,17 @@
           <w:lang w:eastAsia="ru-RU"/>
         </w:rPr>
       </w:pPr>
-      <w:bookmarkStart w:id="0" w:name="_GoBack"/>
-      <w:r>
-        <w:rPr>
-          <w:rFonts w:ascii="Arial" w:eastAsia="Times New Roman" w:hAnsi="Arial" w:cs="Arial"/>
-          <w:color w:val="333333"/>
-          <w:sz w:val="24"/>
-          <w:szCs w:val="24"/>
-          <w:lang w:eastAsia="ru-RU"/>
-        </w:rPr>
-        <w:t>Детально опишите главного героя игры.</w:t>
-      </w:r>
-    </w:p>
-    <w:bookmarkEnd w:id="0"/>
+      <w:r>
+        <w:rPr>
+          <w:rFonts w:ascii="Arial" w:eastAsia="Times New Roman" w:hAnsi="Arial" w:cs="Arial"/>
+          <w:color w:val="333333"/>
+          <w:sz w:val="24"/>
+          <w:szCs w:val="24"/>
+          <w:lang w:eastAsia="ru-RU"/>
+        </w:rPr>
+        <w:t xml:space="preserve">Белый тик так </w:t>
+      </w:r>
+    </w:p>
     <w:p>
       <w:pPr>
         <w:numPr>
@@ -851,29 +849,7 @@
           <w:szCs w:val="24"/>
           <w:lang w:eastAsia="ru-RU"/>
         </w:rPr>
-        <w:t xml:space="preserve">Опишите </w:t>
-      </w:r>
-      <w:proofErr w:type="spellStart"/>
-      <w:r>
-        <w:rPr>
-          <w:rFonts w:ascii="Arial" w:eastAsia="Times New Roman" w:hAnsi="Arial" w:cs="Arial"/>
-          <w:color w:val="333333"/>
-          <w:sz w:val="24"/>
-          <w:szCs w:val="24"/>
-          <w:lang w:eastAsia="ru-RU"/>
-        </w:rPr>
-        <w:t>геймплей</w:t>
-      </w:r>
-      <w:proofErr w:type="spellEnd"/>
-      <w:r>
-        <w:rPr>
-          <w:rFonts w:ascii="Arial" w:eastAsia="Times New Roman" w:hAnsi="Arial" w:cs="Arial"/>
-          <w:color w:val="333333"/>
-          <w:sz w:val="24"/>
-          <w:szCs w:val="24"/>
-          <w:lang w:eastAsia="ru-RU"/>
-        </w:rPr>
-        <w:t>, какие у игры “фишки”.</w:t>
+        <w:t>Высокая скорость игры</w:t>
       </w:r>
     </w:p>
     <w:p>
@@ -900,7 +876,29 @@
           <w:szCs w:val="24"/>
           <w:lang w:eastAsia="ru-RU"/>
         </w:rPr>
-        <w:t>Составьте описание игрового мира, как он выглядит, где происходят события, из каких локаций состоит.</w:t>
+        <w:t>Белая равнин</w:t>
+      </w:r>
+      <w:proofErr w:type="gramStart"/>
+      <w:r>
+        <w:rPr>
+          <w:rFonts w:ascii="Arial" w:eastAsia="Times New Roman" w:hAnsi="Arial" w:cs="Arial"/>
+          <w:color w:val="333333"/>
+          <w:sz w:val="24"/>
+          <w:szCs w:val="24"/>
+          <w:lang w:eastAsia="ru-RU"/>
+        </w:rPr>
+        <w:t>а(</w:t>
+      </w:r>
+      <w:proofErr w:type="gramEnd"/>
+      <w:r>
+        <w:rPr>
+          <w:rFonts w:ascii="Arial" w:eastAsia="Times New Roman" w:hAnsi="Arial" w:cs="Arial"/>
+          <w:color w:val="333333"/>
+          <w:sz w:val="24"/>
+          <w:szCs w:val="24"/>
+          <w:lang w:eastAsia="ru-RU"/>
+        </w:rPr>
+        <w:t>арена)</w:t>
       </w:r>
     </w:p>
     <w:p>
@@ -919,27 +917,15 @@
           <w:lang w:eastAsia="ru-RU"/>
         </w:rPr>
       </w:pPr>
-      <w:proofErr w:type="gramStart"/>
-      <w:r>
-        <w:rPr>
-          <w:rFonts w:ascii="Arial" w:eastAsia="Times New Roman" w:hAnsi="Arial" w:cs="Arial"/>
-          <w:color w:val="333333"/>
-          <w:sz w:val="24"/>
-          <w:szCs w:val="24"/>
-          <w:lang w:eastAsia="ru-RU"/>
-        </w:rPr>
-        <w:t>Опишите</w:t>
-      </w:r>
-      <w:proofErr w:type="gramEnd"/>
-      <w:r>
-        <w:rPr>
-          <w:rFonts w:ascii="Arial" w:eastAsia="Times New Roman" w:hAnsi="Arial" w:cs="Arial"/>
-          <w:color w:val="333333"/>
-          <w:sz w:val="24"/>
-          <w:szCs w:val="24"/>
-          <w:lang w:eastAsia="ru-RU"/>
-        </w:rPr>
-        <w:t xml:space="preserve"> какие эмоции и настроение должна создавать игра, к чему побуждать или мотивировать, какая музыка используется для этого.</w:t>
+      <w:r>
+        <w:rPr>
+          <w:rFonts w:ascii="Arial" w:eastAsia="Times New Roman" w:hAnsi="Arial" w:cs="Arial"/>
+          <w:color w:val="333333"/>
+          <w:sz w:val="24"/>
+          <w:szCs w:val="24"/>
+          <w:lang w:eastAsia="ru-RU"/>
+        </w:rPr>
+        <w:t>Средняя механика стрельбы, хорошая механика передвижения</w:t>
       </w:r>
     </w:p>
     <w:p>
@@ -966,84 +952,10 @@
           <w:szCs w:val="24"/>
           <w:lang w:eastAsia="ru-RU"/>
         </w:rPr>
-        <w:t>Опишите игровые механики, которые используются в игре.</w:t>
-      </w:r>
-    </w:p>
-    <w:p>
-      <w:pPr>
-        <w:numPr>
-          <w:ilvl w:val="0"/>
-          <w:numId w:val="3"/>
-        </w:numPr>
-        <w:shd w:val="clear" w:color="auto" w:fill="FFFFFF"/>
-        <w:spacing w:before="100" w:beforeAutospacing="1" w:after="100" w:afterAutospacing="1" w:line="240" w:lineRule="auto"/>
-        <w:rPr>
-          <w:rFonts w:ascii="Arial" w:eastAsia="Times New Roman" w:hAnsi="Arial" w:cs="Arial"/>
-          <w:color w:val="333333"/>
-          <w:sz w:val="24"/>
-          <w:szCs w:val="24"/>
-          <w:lang w:eastAsia="ru-RU"/>
-        </w:rPr>
-      </w:pPr>
-      <w:r>
-        <w:rPr>
-          <w:rFonts w:ascii="Arial" w:eastAsia="Times New Roman" w:hAnsi="Arial" w:cs="Arial"/>
-          <w:color w:val="333333"/>
-          <w:sz w:val="24"/>
-          <w:szCs w:val="24"/>
-          <w:lang w:eastAsia="ru-RU"/>
-        </w:rPr>
-        <w:t>Опишите, с какими трудностями будет встречаться игрок.</w:t>
-      </w:r>
-    </w:p>
-    <w:p>
-      <w:pPr>
-        <w:numPr>
-          <w:ilvl w:val="0"/>
-          <w:numId w:val="3"/>
-        </w:numPr>
-        <w:shd w:val="clear" w:color="auto" w:fill="FFFFFF"/>
-        <w:spacing w:before="100" w:beforeAutospacing="1" w:after="100" w:afterAutospacing="1" w:line="240" w:lineRule="auto"/>
-        <w:rPr>
-          <w:rFonts w:ascii="Arial" w:eastAsia="Times New Roman" w:hAnsi="Arial" w:cs="Arial"/>
-          <w:color w:val="333333"/>
-          <w:sz w:val="24"/>
-          <w:szCs w:val="24"/>
-          <w:lang w:eastAsia="ru-RU"/>
-        </w:rPr>
-      </w:pPr>
-      <w:r>
-        <w:rPr>
-          <w:rFonts w:ascii="Arial" w:eastAsia="Times New Roman" w:hAnsi="Arial" w:cs="Arial"/>
-          <w:color w:val="333333"/>
-          <w:sz w:val="24"/>
-          <w:szCs w:val="24"/>
-          <w:lang w:eastAsia="ru-RU"/>
-        </w:rPr>
-        <w:t xml:space="preserve">Опишите инструменты повествования сюжета в игре (например, сюжетные ролики, </w:t>
-      </w:r>
-      <w:proofErr w:type="spellStart"/>
-      <w:r>
-        <w:rPr>
-          <w:rFonts w:ascii="Arial" w:eastAsia="Times New Roman" w:hAnsi="Arial" w:cs="Arial"/>
-          <w:color w:val="333333"/>
-          <w:sz w:val="24"/>
-          <w:szCs w:val="24"/>
-          <w:lang w:eastAsia="ru-RU"/>
-        </w:rPr>
-        <w:t>катсцены</w:t>
-      </w:r>
-      <w:proofErr w:type="spellEnd"/>
-      <w:r>
-        <w:rPr>
-          <w:rFonts w:ascii="Arial" w:eastAsia="Times New Roman" w:hAnsi="Arial" w:cs="Arial"/>
-          <w:color w:val="333333"/>
-          <w:sz w:val="24"/>
-          <w:szCs w:val="24"/>
-          <w:lang w:eastAsia="ru-RU"/>
-        </w:rPr>
-        <w:t>).</w:t>
-      </w:r>
+        <w:t>Игрок сам создаёт себе трудность</w:t>
+      </w:r>
+      <w:bookmarkStart w:id="0" w:name="_GoBack"/>
+      <w:bookmarkEnd w:id="0"/>
     </w:p>
     <w:p/>
     <w:sectPr>
